--- a/Zadanie 2/Raport_zadanie_2.docx
+++ b/Zadanie 2/Raport_zadanie_2.docx
@@ -5,648 +5,36 @@
     <w:p>
       <w:pPr>
         <w:pStyle w:val="Tytu"/>
-        <w:jc w:val="center"/>
         <w:rPr>
           <w:b/>
           <w:bCs/>
+          <w:lang w:val="pl-PL"/>
         </w:rPr>
       </w:pPr>
-      <w:proofErr w:type="spellStart"/>
       <w:r>
         <w:rPr>
           <w:b/>
           <w:bCs/>
+          <w:lang w:val="pl-PL"/>
         </w:rPr>
-        <w:t>Inteligentny</w:t>
-      </w:r>
-      <w:proofErr w:type="spellEnd"/>
-      <w:r>
-        <w:rPr>
-          <w:b/>
-          <w:bCs/>
-        </w:rPr>
-        <w:t xml:space="preserve"> </w:t>
-      </w:r>
-      <w:proofErr w:type="spellStart"/>
-      <w:r>
-        <w:rPr>
-          <w:b/>
-          <w:bCs/>
-        </w:rPr>
-        <w:t>dom</w:t>
-      </w:r>
-      <w:proofErr w:type="spellEnd"/>
-      <w:r>
-        <w:rPr>
-          <w:b/>
-          <w:bCs/>
-        </w:rPr>
-        <w:t xml:space="preserve"> z </w:t>
-      </w:r>
-      <w:proofErr w:type="spellStart"/>
-      <w:r>
-        <w:rPr>
-          <w:b/>
-          <w:bCs/>
-        </w:rPr>
-        <w:t>komunikacją</w:t>
-      </w:r>
-      <w:proofErr w:type="spellEnd"/>
-      <w:r>
-        <w:rPr>
-          <w:b/>
-          <w:bCs/>
-        </w:rPr>
-        <w:t xml:space="preserve"> MQTT</w:t>
-      </w:r>
-    </w:p>
-    <w:p>
-      <w:proofErr w:type="spellStart"/>
-      <w:r>
-        <w:t>Zadanie</w:t>
-      </w:r>
-      <w:proofErr w:type="spellEnd"/>
-      <w:r>
-        <w:t xml:space="preserve"> 2</w:t>
-      </w:r>
-    </w:p>
-    <w:p>
-      <w:proofErr w:type="spellStart"/>
-      <w:r>
-        <w:t>Imię</w:t>
-      </w:r>
-      <w:proofErr w:type="spellEnd"/>
-      <w:r>
-        <w:t xml:space="preserve"> </w:t>
-      </w:r>
-      <w:proofErr w:type="spellStart"/>
-      <w:r>
-        <w:t>i</w:t>
-      </w:r>
-      <w:proofErr w:type="spellEnd"/>
-      <w:r>
-        <w:t xml:space="preserve"> </w:t>
-      </w:r>
-      <w:proofErr w:type="spellStart"/>
-      <w:r>
-        <w:t>nazwisko</w:t>
-      </w:r>
-      <w:proofErr w:type="spellEnd"/>
-      <w:r>
-        <w:t xml:space="preserve">: </w:t>
-      </w:r>
-      <w:r>
-        <w:t>Krzysztof Kata</w:t>
-      </w:r>
-    </w:p>
-    <w:p>
-      <w:r>
-        <w:t xml:space="preserve">Data: </w:t>
-      </w:r>
-      <w:r>
-        <w:t>16.10.2026 r.</w:t>
-      </w:r>
-    </w:p>
-    <w:p>
-      <w:pPr>
-        <w:pStyle w:val="Nagwek1"/>
-      </w:pPr>
-      <w:r>
-        <w:t xml:space="preserve">Cel </w:t>
-      </w:r>
-      <w:proofErr w:type="spellStart"/>
-      <w:r>
-        <w:t>i</w:t>
-      </w:r>
-      <w:proofErr w:type="spellEnd"/>
-      <w:r>
-        <w:t xml:space="preserve"> </w:t>
-      </w:r>
-      <w:proofErr w:type="spellStart"/>
-      <w:r>
-        <w:t>architektura</w:t>
-      </w:r>
-      <w:proofErr w:type="spellEnd"/>
-      <w:r>
-        <w:t xml:space="preserve"> </w:t>
-      </w:r>
-      <w:proofErr w:type="spellStart"/>
-      <w:r>
-        <w:t>systemu</w:t>
-      </w:r>
-      <w:proofErr w:type="spellEnd"/>
-    </w:p>
-    <w:p>
-      <w:r>
-        <w:t xml:space="preserve">Celem </w:t>
-      </w:r>
-      <w:proofErr w:type="spellStart"/>
-      <w:r>
-        <w:t>zadania</w:t>
-      </w:r>
-      <w:proofErr w:type="spellEnd"/>
-      <w:r>
-        <w:t xml:space="preserve"> </w:t>
-      </w:r>
-      <w:proofErr w:type="spellStart"/>
-      <w:r>
-        <w:t>było</w:t>
-      </w:r>
-      <w:proofErr w:type="spellEnd"/>
-      <w:r>
-        <w:t xml:space="preserve"> </w:t>
-      </w:r>
-      <w:proofErr w:type="spellStart"/>
-      <w:r>
-        <w:t>przygotowanie</w:t>
-      </w:r>
-      <w:proofErr w:type="spellEnd"/>
-      <w:r>
-        <w:t xml:space="preserve"> </w:t>
-      </w:r>
-      <w:proofErr w:type="spellStart"/>
-      <w:r>
-        <w:t>symulacji</w:t>
-      </w:r>
-      <w:proofErr w:type="spellEnd"/>
-      <w:r>
-        <w:t xml:space="preserve"> </w:t>
-      </w:r>
-      <w:proofErr w:type="spellStart"/>
-      <w:r>
-        <w:t>inteligentnego</w:t>
-      </w:r>
-      <w:proofErr w:type="spellEnd"/>
-      <w:r>
-        <w:t xml:space="preserve"> </w:t>
-      </w:r>
-      <w:proofErr w:type="spellStart"/>
-      <w:r>
-        <w:t>domu</w:t>
-      </w:r>
-      <w:proofErr w:type="spellEnd"/>
-      <w:r>
-        <w:t xml:space="preserve">, w </w:t>
-      </w:r>
-      <w:proofErr w:type="spellStart"/>
-      <w:r>
-        <w:t>którym</w:t>
-      </w:r>
-      <w:proofErr w:type="spellEnd"/>
-      <w:r>
-        <w:t xml:space="preserve"> </w:t>
-      </w:r>
-      <w:proofErr w:type="spellStart"/>
-      <w:r>
-        <w:t>lampa</w:t>
-      </w:r>
-      <w:proofErr w:type="spellEnd"/>
-      <w:r>
-        <w:t xml:space="preserve"> </w:t>
-      </w:r>
-      <w:proofErr w:type="spellStart"/>
-      <w:r>
-        <w:t>i</w:t>
-      </w:r>
-      <w:proofErr w:type="spellEnd"/>
-      <w:r>
-        <w:t xml:space="preserve"> </w:t>
-      </w:r>
-      <w:proofErr w:type="spellStart"/>
-      <w:r>
-        <w:t>klimatyzacja</w:t>
-      </w:r>
-      <w:proofErr w:type="spellEnd"/>
-      <w:r>
-        <w:t xml:space="preserve"> </w:t>
-      </w:r>
-      <w:proofErr w:type="spellStart"/>
-      <w:r>
-        <w:t>reagują</w:t>
-      </w:r>
-      <w:proofErr w:type="spellEnd"/>
-      <w:r>
-        <w:t xml:space="preserve"> </w:t>
-      </w:r>
-      <w:proofErr w:type="spellStart"/>
-      <w:r>
-        <w:t>na</w:t>
-      </w:r>
-      <w:proofErr w:type="spellEnd"/>
-      <w:r>
-        <w:t xml:space="preserve"> </w:t>
-      </w:r>
-      <w:proofErr w:type="spellStart"/>
-      <w:r>
-        <w:t>warunki</w:t>
-      </w:r>
-      <w:proofErr w:type="spellEnd"/>
-      <w:r>
-        <w:t xml:space="preserve"> </w:t>
-      </w:r>
-      <w:proofErr w:type="spellStart"/>
-      <w:r>
-        <w:t>otoczenia</w:t>
-      </w:r>
-      <w:proofErr w:type="spellEnd"/>
-      <w:r>
-        <w:t xml:space="preserve"> </w:t>
-      </w:r>
-      <w:proofErr w:type="spellStart"/>
-      <w:r>
-        <w:t>oraz</w:t>
-      </w:r>
-      <w:proofErr w:type="spellEnd"/>
-      <w:r>
-        <w:t xml:space="preserve"> </w:t>
-      </w:r>
-      <w:proofErr w:type="spellStart"/>
-      <w:r>
-        <w:t>obecność</w:t>
-      </w:r>
-      <w:proofErr w:type="spellEnd"/>
-      <w:r>
-        <w:t xml:space="preserve"> </w:t>
-      </w:r>
-      <w:proofErr w:type="spellStart"/>
-      <w:r>
-        <w:t>użytkownika</w:t>
-      </w:r>
-      <w:proofErr w:type="spellEnd"/>
-      <w:r>
-        <w:t xml:space="preserve">. </w:t>
-      </w:r>
-      <w:proofErr w:type="spellStart"/>
-      <w:r>
-        <w:t>Komunikację</w:t>
-      </w:r>
-      <w:proofErr w:type="spellEnd"/>
-      <w:r>
-        <w:t xml:space="preserve"> </w:t>
-      </w:r>
-      <w:proofErr w:type="spellStart"/>
-      <w:r>
-        <w:t>zrealizowano</w:t>
-      </w:r>
-      <w:proofErr w:type="spellEnd"/>
-      <w:r>
-        <w:t xml:space="preserve"> </w:t>
-      </w:r>
-      <w:proofErr w:type="spellStart"/>
-      <w:r>
-        <w:t>przez</w:t>
-      </w:r>
-      <w:proofErr w:type="spellEnd"/>
-      <w:r>
-        <w:t xml:space="preserve"> MQTT, a </w:t>
-      </w:r>
-      <w:proofErr w:type="spellStart"/>
-      <w:r>
-        <w:t>dane</w:t>
-      </w:r>
-      <w:proofErr w:type="spellEnd"/>
-      <w:r>
-        <w:t xml:space="preserve"> </w:t>
-      </w:r>
-      <w:proofErr w:type="spellStart"/>
-      <w:r>
-        <w:t>przedstawiono</w:t>
-      </w:r>
-      <w:proofErr w:type="spellEnd"/>
-      <w:r>
-        <w:t xml:space="preserve"> </w:t>
-      </w:r>
-      <w:proofErr w:type="spellStart"/>
-      <w:r>
-        <w:t>na</w:t>
-      </w:r>
-      <w:proofErr w:type="spellEnd"/>
-      <w:r>
-        <w:t xml:space="preserve"> </w:t>
-      </w:r>
-      <w:proofErr w:type="spellStart"/>
-      <w:r>
-        <w:t>wykresach</w:t>
-      </w:r>
-      <w:proofErr w:type="spellEnd"/>
-      <w:r>
-        <w:t xml:space="preserve"> w </w:t>
-      </w:r>
-      <w:proofErr w:type="spellStart"/>
-      <w:r>
-        <w:t>ThingSpeak</w:t>
-      </w:r>
-      <w:proofErr w:type="spellEnd"/>
-      <w:r>
-        <w:t>.</w:t>
-      </w:r>
-    </w:p>
-    <w:p>
-      <w:pPr>
-        <w:rPr>
-          <w:rFonts w:hint="eastAsia"/>
-          <w:b/>
-        </w:rPr>
-      </w:pPr>
-      <w:r>
-        <w:rPr>
-          <w:rFonts w:hint="eastAsia"/>
-          <w:b/>
-        </w:rPr>
-        <w:t xml:space="preserve">dom.py </w:t>
-      </w:r>
-      <w:r>
-        <w:rPr>
-          <w:rFonts w:hint="eastAsia"/>
-          <w:b/>
-        </w:rPr>
-        <w:t>──</w:t>
-      </w:r>
-      <w:r>
-        <w:rPr>
-          <w:rFonts w:hint="eastAsia"/>
-          <w:b/>
-        </w:rPr>
-        <w:t xml:space="preserve"> </w:t>
-      </w:r>
-      <w:proofErr w:type="spellStart"/>
-      <w:r>
-        <w:rPr>
-          <w:rFonts w:hint="eastAsia"/>
-          <w:b/>
-        </w:rPr>
-        <w:t>pomiary</w:t>
-      </w:r>
-      <w:proofErr w:type="spellEnd"/>
-      <w:r>
-        <w:rPr>
-          <w:rFonts w:hint="eastAsia"/>
-          <w:b/>
-        </w:rPr>
-        <w:t xml:space="preserve"> MQTT </w:t>
-      </w:r>
-      <w:r>
-        <w:rPr>
-          <w:rFonts w:hint="eastAsia"/>
-          <w:b/>
-        </w:rPr>
-        <w:t>──→</w:t>
-      </w:r>
-      <w:r>
-        <w:rPr>
-          <w:rFonts w:hint="eastAsia"/>
-          <w:b/>
-        </w:rPr>
-        <w:t xml:space="preserve"> broker </w:t>
-      </w:r>
-      <w:r>
-        <w:rPr>
-          <w:rFonts w:hint="eastAsia"/>
-          <w:b/>
-        </w:rPr>
-        <w:t>──→</w:t>
-      </w:r>
-      <w:r>
-        <w:rPr>
-          <w:rFonts w:hint="eastAsia"/>
-          <w:b/>
-        </w:rPr>
-        <w:t xml:space="preserve"> sterownik.py</w:t>
-      </w:r>
-    </w:p>
-    <w:p>
-      <w:pPr>
-        <w:rPr>
-          <w:rFonts w:hint="eastAsia"/>
-          <w:b/>
-        </w:rPr>
-      </w:pPr>
-      <w:r>
-        <w:rPr>
-          <w:rFonts w:hint="eastAsia"/>
-          <w:b/>
-        </w:rPr>
-        <w:t xml:space="preserve">dom.py </w:t>
-      </w:r>
-      <w:r>
-        <w:rPr>
-          <w:rFonts w:hint="eastAsia"/>
-          <w:b/>
-        </w:rPr>
-        <w:t>←─</w:t>
-      </w:r>
-      <w:r>
-        <w:rPr>
-          <w:rFonts w:hint="eastAsia"/>
-          <w:b/>
-        </w:rPr>
-        <w:t xml:space="preserve"> </w:t>
-      </w:r>
-      <w:proofErr w:type="spellStart"/>
-      <w:r>
-        <w:rPr>
-          <w:rFonts w:hint="eastAsia"/>
-          <w:b/>
-        </w:rPr>
-        <w:t>polecenia</w:t>
-      </w:r>
-      <w:proofErr w:type="spellEnd"/>
-      <w:r>
-        <w:rPr>
-          <w:rFonts w:hint="eastAsia"/>
-          <w:b/>
-        </w:rPr>
-        <w:t xml:space="preserve"> MQTT </w:t>
-      </w:r>
-      <w:r>
-        <w:rPr>
-          <w:rFonts w:hint="eastAsia"/>
-          <w:b/>
-        </w:rPr>
-        <w:t>─</w:t>
-      </w:r>
-      <w:r>
-        <w:rPr>
-          <w:rFonts w:hint="eastAsia"/>
-          <w:b/>
-        </w:rPr>
-        <w:t xml:space="preserve"> broker </w:t>
-      </w:r>
-      <w:r>
-        <w:rPr>
-          <w:rFonts w:hint="eastAsia"/>
-          <w:b/>
-        </w:rPr>
-        <w:t>←──</w:t>
-      </w:r>
-      <w:r>
-        <w:rPr>
-          <w:rFonts w:hint="eastAsia"/>
-          <w:b/>
-        </w:rPr>
-        <w:t xml:space="preserve"> sterownik.py</w:t>
-      </w:r>
-    </w:p>
-    <w:p>
-      <w:pPr>
-        <w:rPr>
-          <w:rFonts w:hint="eastAsia"/>
-          <w:b/>
-        </w:rPr>
-      </w:pPr>
-      <w:r>
-        <w:rPr>
-          <w:rFonts w:hint="eastAsia"/>
-          <w:b/>
-        </w:rPr>
-        <w:t xml:space="preserve">                                          </w:t>
-      </w:r>
-      <w:r>
-        <w:rPr>
-          <w:rFonts w:hint="eastAsia"/>
-          <w:b/>
-        </w:rPr>
-        <w:t>│</w:t>
+        <w:t>Inteligentny dom z komunikacją MQTT</w:t>
       </w:r>
     </w:p>
     <w:p>
       <w:pPr>
         <w:rPr>
           <w:b/>
+          <w:bCs/>
+          <w:lang w:val="pl-PL"/>
         </w:rPr>
       </w:pPr>
       <w:r>
         <w:rPr>
           <w:b/>
-        </w:rPr>
-        <w:t xml:space="preserve">                                         HTTP</w:t>
-      </w:r>
-    </w:p>
-    <w:p>
-      <w:pPr>
-        <w:rPr>
-          <w:rFonts w:hint="eastAsia"/>
-          <w:b/>
-        </w:rPr>
-      </w:pPr>
-      <w:r>
-        <w:rPr>
-          <w:rFonts w:hint="eastAsia"/>
-          <w:b/>
-        </w:rPr>
-        <w:t xml:space="preserve">                                          </w:t>
-      </w:r>
-      <w:r>
-        <w:rPr>
-          <w:rFonts w:hint="eastAsia"/>
-          <w:b/>
-        </w:rPr>
-        <w:t>↓</w:t>
-      </w:r>
-    </w:p>
-    <w:p>
-      <w:r>
-        <w:rPr>
-          <w:b/>
-        </w:rPr>
-        <w:t xml:space="preserve">                                      </w:t>
-      </w:r>
-      <w:proofErr w:type="spellStart"/>
-      <w:r>
-        <w:rPr>
-          <w:b/>
-        </w:rPr>
-        <w:t>ThingSpeak</w:t>
-      </w:r>
-      <w:proofErr w:type="spellEnd"/>
-    </w:p>
-    <w:p>
-      <w:pPr>
-        <w:pStyle w:val="Nagwek1"/>
-      </w:pPr>
-      <w:proofErr w:type="spellStart"/>
-      <w:r>
-        <w:t>Użyte</w:t>
-      </w:r>
-      <w:proofErr w:type="spellEnd"/>
-      <w:r>
-        <w:t xml:space="preserve"> </w:t>
-      </w:r>
-      <w:proofErr w:type="spellStart"/>
-      <w:r>
-        <w:t>narzędzia</w:t>
-      </w:r>
-      <w:proofErr w:type="spellEnd"/>
-      <w:r>
-        <w:t xml:space="preserve"> </w:t>
-      </w:r>
-      <w:proofErr w:type="spellStart"/>
-      <w:r>
-        <w:t>i</w:t>
-      </w:r>
-      <w:proofErr w:type="spellEnd"/>
-      <w:r>
-        <w:t xml:space="preserve"> </w:t>
-      </w:r>
-      <w:proofErr w:type="spellStart"/>
-      <w:r>
-        <w:t>konfiguracja</w:t>
-      </w:r>
-      <w:proofErr w:type="spellEnd"/>
-    </w:p>
-    <w:p>
-      <w:pPr>
-        <w:rPr>
+          <w:bCs/>
           <w:lang w:val="pl-PL"/>
         </w:rPr>
-      </w:pPr>
-      <w:r>
-        <w:rPr>
-          <w:lang w:val="pl-PL"/>
-        </w:rPr>
-        <w:t xml:space="preserve">Wykorzystano język </w:t>
-      </w:r>
-      <w:proofErr w:type="spellStart"/>
-      <w:r>
-        <w:rPr>
-          <w:lang w:val="pl-PL"/>
-        </w:rPr>
-        <w:t>Python</w:t>
-      </w:r>
-      <w:proofErr w:type="spellEnd"/>
-      <w:r>
-        <w:rPr>
-          <w:lang w:val="pl-PL"/>
-        </w:rPr>
-        <w:t xml:space="preserve"> oraz biblioteki </w:t>
-      </w:r>
-      <w:proofErr w:type="spellStart"/>
-      <w:r>
-        <w:rPr>
-          <w:lang w:val="pl-PL"/>
-        </w:rPr>
-        <w:t>paho-mqtt</w:t>
-      </w:r>
-      <w:proofErr w:type="spellEnd"/>
-      <w:r>
-        <w:rPr>
-          <w:lang w:val="pl-PL"/>
-        </w:rPr>
-        <w:t xml:space="preserve"> i </w:t>
-      </w:r>
-      <w:proofErr w:type="spellStart"/>
-      <w:r>
-        <w:rPr>
-          <w:lang w:val="pl-PL"/>
-        </w:rPr>
-        <w:t>requests</w:t>
-      </w:r>
-      <w:proofErr w:type="spellEnd"/>
-      <w:r>
-        <w:rPr>
-          <w:lang w:val="pl-PL"/>
-        </w:rPr>
-        <w:t>. Program dom.py symuluje czujnik temperatury, czujnik światła, obecność użytkownika oraz urządzenia wykonawcze. Program sterownik.py odbiera pomiary, realizuje reguły automatyzacji i odsyła polecenia.</w:t>
+        <w:t>Zadanie 2</w:t>
       </w:r>
     </w:p>
     <w:p>
@@ -659,401 +47,7 @@
         <w:rPr>
           <w:lang w:val="pl-PL"/>
         </w:rPr>
-        <w:t xml:space="preserve">Wiadomości między programami przesyła broker test.mosquitto.org. Sterownik dodatkowo wysyła dane do </w:t>
-      </w:r>
-      <w:proofErr w:type="spellStart"/>
-      <w:r>
-        <w:rPr>
-          <w:lang w:val="pl-PL"/>
-        </w:rPr>
-        <w:t>ThingSpeak</w:t>
-      </w:r>
-      <w:proofErr w:type="spellEnd"/>
-      <w:r>
-        <w:rPr>
-          <w:lang w:val="pl-PL"/>
-        </w:rPr>
-        <w:t xml:space="preserve"> przez HTTP.</w:t>
-      </w:r>
-    </w:p>
-    <w:p>
-      <w:pPr>
-        <w:rPr>
-          <w:rFonts w:asciiTheme="majorHAnsi" w:eastAsiaTheme="majorEastAsia" w:hAnsiTheme="majorHAnsi" w:cstheme="majorBidi"/>
-          <w:b/>
-          <w:bCs/>
-          <w:sz w:val="26"/>
-          <w:szCs w:val="28"/>
-        </w:rPr>
-      </w:pPr>
-      <w:proofErr w:type="spellStart"/>
-      <w:r>
-        <w:rPr>
-          <w:rFonts w:asciiTheme="majorHAnsi" w:eastAsiaTheme="majorEastAsia" w:hAnsiTheme="majorHAnsi" w:cstheme="majorBidi"/>
-          <w:b/>
-          <w:bCs/>
-          <w:sz w:val="26"/>
-          <w:szCs w:val="28"/>
-        </w:rPr>
-        <w:t>Reguły</w:t>
-      </w:r>
-      <w:proofErr w:type="spellEnd"/>
-      <w:r>
-        <w:rPr>
-          <w:rFonts w:asciiTheme="majorHAnsi" w:eastAsiaTheme="majorEastAsia" w:hAnsiTheme="majorHAnsi" w:cstheme="majorBidi"/>
-          <w:b/>
-          <w:bCs/>
-          <w:sz w:val="26"/>
-          <w:szCs w:val="28"/>
-        </w:rPr>
-        <w:t xml:space="preserve"> </w:t>
-      </w:r>
-      <w:proofErr w:type="spellStart"/>
-      <w:r>
-        <w:rPr>
-          <w:rFonts w:asciiTheme="majorHAnsi" w:eastAsiaTheme="majorEastAsia" w:hAnsiTheme="majorHAnsi" w:cstheme="majorBidi"/>
-          <w:b/>
-          <w:bCs/>
-          <w:sz w:val="26"/>
-          <w:szCs w:val="28"/>
-        </w:rPr>
-        <w:t>automatyzacji</w:t>
-      </w:r>
-      <w:proofErr w:type="spellEnd"/>
-    </w:p>
-    <w:p>
-      <w:proofErr w:type="spellStart"/>
-      <w:r>
-        <w:t>Temperatura</w:t>
-      </w:r>
-      <w:proofErr w:type="spellEnd"/>
-      <w:r>
-        <w:t xml:space="preserve"> jest </w:t>
-      </w:r>
-      <w:proofErr w:type="spellStart"/>
-      <w:r>
-        <w:t>losowana</w:t>
-      </w:r>
-      <w:proofErr w:type="spellEnd"/>
-      <w:r>
-        <w:t xml:space="preserve"> w </w:t>
-      </w:r>
-      <w:proofErr w:type="spellStart"/>
-      <w:r>
-        <w:t>zakresie</w:t>
-      </w:r>
-      <w:proofErr w:type="spellEnd"/>
-      <w:r>
-        <w:t xml:space="preserve"> 20–32°C, a </w:t>
-      </w:r>
-      <w:proofErr w:type="spellStart"/>
-      <w:r>
-        <w:t>poziom</w:t>
-      </w:r>
-      <w:proofErr w:type="spellEnd"/>
-      <w:r>
-        <w:t xml:space="preserve"> </w:t>
-      </w:r>
-      <w:proofErr w:type="spellStart"/>
-      <w:r>
-        <w:t>światła</w:t>
-      </w:r>
-      <w:proofErr w:type="spellEnd"/>
-      <w:r>
-        <w:t xml:space="preserve"> w </w:t>
-      </w:r>
-      <w:proofErr w:type="spellStart"/>
-      <w:r>
-        <w:t>zakresie</w:t>
-      </w:r>
-      <w:proofErr w:type="spellEnd"/>
-      <w:r>
-        <w:t xml:space="preserve"> 0–100. </w:t>
-      </w:r>
-      <w:proofErr w:type="spellStart"/>
-      <w:r>
-        <w:t>Użytkownik</w:t>
-      </w:r>
-      <w:proofErr w:type="spellEnd"/>
-      <w:r>
-        <w:t xml:space="preserve"> </w:t>
-      </w:r>
-      <w:proofErr w:type="spellStart"/>
-      <w:r>
-        <w:t>określa</w:t>
-      </w:r>
-      <w:proofErr w:type="spellEnd"/>
-      <w:r>
-        <w:t xml:space="preserve"> </w:t>
-      </w:r>
-      <w:proofErr w:type="spellStart"/>
-      <w:r>
-        <w:t>swoją</w:t>
-      </w:r>
-      <w:proofErr w:type="spellEnd"/>
-      <w:r>
-        <w:t xml:space="preserve"> </w:t>
-      </w:r>
-      <w:proofErr w:type="spellStart"/>
-      <w:r>
-        <w:t>obecność</w:t>
-      </w:r>
-      <w:proofErr w:type="spellEnd"/>
-      <w:r>
-        <w:t xml:space="preserve">, </w:t>
-      </w:r>
-      <w:proofErr w:type="spellStart"/>
-      <w:r>
-        <w:t>wpisując</w:t>
-      </w:r>
-      <w:proofErr w:type="spellEnd"/>
-      <w:r>
-        <w:t xml:space="preserve"> 1 </w:t>
-      </w:r>
-      <w:proofErr w:type="spellStart"/>
-      <w:r>
-        <w:t>lub</w:t>
-      </w:r>
-      <w:proofErr w:type="spellEnd"/>
-      <w:r>
-        <w:t xml:space="preserve"> 0 </w:t>
-      </w:r>
-      <w:proofErr w:type="spellStart"/>
-      <w:r>
-        <w:t>podczas</w:t>
-      </w:r>
-      <w:proofErr w:type="spellEnd"/>
-      <w:r>
-        <w:t xml:space="preserve"> </w:t>
-      </w:r>
-      <w:proofErr w:type="spellStart"/>
-      <w:r>
-        <w:t>uruchamiania</w:t>
-      </w:r>
-      <w:proofErr w:type="spellEnd"/>
-      <w:r>
-        <w:t xml:space="preserve"> </w:t>
-      </w:r>
-      <w:proofErr w:type="spellStart"/>
-      <w:r>
-        <w:t>programu</w:t>
-      </w:r>
-      <w:proofErr w:type="spellEnd"/>
-      <w:r>
-        <w:t xml:space="preserve">. </w:t>
-      </w:r>
-      <w:proofErr w:type="spellStart"/>
-      <w:r>
-        <w:t>Kolejne</w:t>
-      </w:r>
-      <w:proofErr w:type="spellEnd"/>
-      <w:r>
-        <w:t xml:space="preserve"> </w:t>
-      </w:r>
-      <w:proofErr w:type="spellStart"/>
-      <w:r>
-        <w:t>pomiary</w:t>
-      </w:r>
-      <w:proofErr w:type="spellEnd"/>
-      <w:r>
-        <w:t xml:space="preserve"> </w:t>
-      </w:r>
-      <w:proofErr w:type="spellStart"/>
-      <w:r>
-        <w:t>są</w:t>
-      </w:r>
-      <w:proofErr w:type="spellEnd"/>
-      <w:r>
-        <w:t xml:space="preserve"> </w:t>
-      </w:r>
-      <w:proofErr w:type="spellStart"/>
-      <w:r>
-        <w:t>generowane</w:t>
-      </w:r>
-      <w:proofErr w:type="spellEnd"/>
-      <w:r>
-        <w:t xml:space="preserve"> co 20 </w:t>
-      </w:r>
-      <w:proofErr w:type="spellStart"/>
-      <w:r>
-        <w:t>sekund</w:t>
-      </w:r>
-      <w:proofErr w:type="spellEnd"/>
-      <w:r>
-        <w:t>.</w:t>
-      </w:r>
-    </w:p>
-    <w:p>
-      <w:pPr>
-        <w:rPr>
-          <w:highlight w:val="darkGray"/>
-          <w:lang w:val="pl-PL"/>
-        </w:rPr>
-      </w:pPr>
-      <w:proofErr w:type="spellStart"/>
-      <w:r>
-        <w:rPr>
-          <w:highlight w:val="darkGray"/>
-          <w:lang w:val="pl-PL"/>
-        </w:rPr>
-        <w:t>if</w:t>
-      </w:r>
-      <w:proofErr w:type="spellEnd"/>
-      <w:r>
-        <w:rPr>
-          <w:highlight w:val="darkGray"/>
-          <w:lang w:val="pl-PL"/>
-        </w:rPr>
-        <w:t xml:space="preserve"> </w:t>
-      </w:r>
-      <w:proofErr w:type="spellStart"/>
-      <w:r>
-        <w:rPr>
-          <w:highlight w:val="darkGray"/>
-          <w:lang w:val="pl-PL"/>
-        </w:rPr>
-        <w:t>swiatlo</w:t>
-      </w:r>
-      <w:proofErr w:type="spellEnd"/>
-      <w:r>
-        <w:rPr>
-          <w:highlight w:val="darkGray"/>
-          <w:lang w:val="pl-PL"/>
-        </w:rPr>
-        <w:t xml:space="preserve"> &lt; 30:</w:t>
-      </w:r>
-    </w:p>
-    <w:p>
-      <w:pPr>
-        <w:rPr>
-          <w:highlight w:val="darkGray"/>
-          <w:lang w:val="pl-PL"/>
-        </w:rPr>
-      </w:pPr>
-      <w:r>
-        <w:rPr>
-          <w:highlight w:val="darkGray"/>
-          <w:lang w:val="pl-PL"/>
-        </w:rPr>
-        <w:t xml:space="preserve">    lampa = 1</w:t>
-      </w:r>
-    </w:p>
-    <w:p>
-      <w:pPr>
-        <w:rPr>
-          <w:highlight w:val="darkGray"/>
-          <w:lang w:val="pl-PL"/>
-        </w:rPr>
-      </w:pPr>
-      <w:proofErr w:type="spellStart"/>
-      <w:r>
-        <w:rPr>
-          <w:highlight w:val="darkGray"/>
-          <w:lang w:val="pl-PL"/>
-        </w:rPr>
-        <w:t>else</w:t>
-      </w:r>
-      <w:proofErr w:type="spellEnd"/>
-      <w:r>
-        <w:rPr>
-          <w:highlight w:val="darkGray"/>
-          <w:lang w:val="pl-PL"/>
-        </w:rPr>
-        <w:t>:</w:t>
-      </w:r>
-    </w:p>
-    <w:p>
-      <w:pPr>
-        <w:rPr>
-          <w:highlight w:val="darkGray"/>
-          <w:lang w:val="pl-PL"/>
-        </w:rPr>
-      </w:pPr>
-      <w:r>
-        <w:rPr>
-          <w:highlight w:val="darkGray"/>
-          <w:lang w:val="pl-PL"/>
-        </w:rPr>
-        <w:t xml:space="preserve">    lampa = 0</w:t>
-      </w:r>
-    </w:p>
-    <w:p>
-      <w:pPr>
-        <w:rPr>
-          <w:highlight w:val="darkGray"/>
-          <w:lang w:val="pl-PL"/>
-        </w:rPr>
-      </w:pPr>
-      <w:proofErr w:type="spellStart"/>
-      <w:r>
-        <w:rPr>
-          <w:highlight w:val="darkGray"/>
-          <w:lang w:val="pl-PL"/>
-        </w:rPr>
-        <w:t>if</w:t>
-      </w:r>
-      <w:proofErr w:type="spellEnd"/>
-      <w:r>
-        <w:rPr>
-          <w:highlight w:val="darkGray"/>
-          <w:lang w:val="pl-PL"/>
-        </w:rPr>
-        <w:t xml:space="preserve"> temperatura &gt; 28 and </w:t>
-      </w:r>
-      <w:proofErr w:type="spellStart"/>
-      <w:r>
-        <w:rPr>
-          <w:highlight w:val="darkGray"/>
-          <w:lang w:val="pl-PL"/>
-        </w:rPr>
-        <w:t>obecnosc</w:t>
-      </w:r>
-      <w:proofErr w:type="spellEnd"/>
-      <w:r>
-        <w:rPr>
-          <w:highlight w:val="darkGray"/>
-          <w:lang w:val="pl-PL"/>
-        </w:rPr>
-        <w:t xml:space="preserve"> == 1:</w:t>
-      </w:r>
-    </w:p>
-    <w:p>
-      <w:pPr>
-        <w:rPr>
-          <w:highlight w:val="darkGray"/>
-          <w:lang w:val="pl-PL"/>
-        </w:rPr>
-      </w:pPr>
-      <w:r>
-        <w:rPr>
-          <w:highlight w:val="darkGray"/>
-          <w:lang w:val="pl-PL"/>
-        </w:rPr>
-        <w:t xml:space="preserve">    klimatyzacja = 1</w:t>
-      </w:r>
-    </w:p>
-    <w:p>
-      <w:pPr>
-        <w:rPr>
-          <w:highlight w:val="darkGray"/>
-          <w:lang w:val="pl-PL"/>
-        </w:rPr>
-      </w:pPr>
-      <w:proofErr w:type="spellStart"/>
-      <w:r>
-        <w:rPr>
-          <w:highlight w:val="darkGray"/>
-          <w:lang w:val="pl-PL"/>
-        </w:rPr>
-        <w:t>else</w:t>
-      </w:r>
-      <w:proofErr w:type="spellEnd"/>
-      <w:r>
-        <w:rPr>
-          <w:highlight w:val="darkGray"/>
-          <w:lang w:val="pl-PL"/>
-        </w:rPr>
-        <w:t>:</w:t>
+        <w:t>Krzysztof Kata 254776</w:t>
       </w:r>
     </w:p>
     <w:p>
@@ -1064,190 +58,470 @@
       </w:pPr>
       <w:r>
         <w:rPr>
-          <w:highlight w:val="darkGray"/>
           <w:lang w:val="pl-PL"/>
         </w:rPr>
-        <w:t xml:space="preserve">    klimatyzacja = 0</w:t>
+        <w:t>16.10.2026 r.</w:t>
       </w:r>
     </w:p>
-    <w:p/>
     <w:p>
       <w:pPr>
+        <w:pStyle w:val="Nagwek1"/>
         <w:rPr>
-          <w:rFonts w:asciiTheme="majorHAnsi" w:eastAsiaTheme="majorEastAsia" w:hAnsiTheme="majorHAnsi" w:cstheme="majorBidi"/>
-          <w:b/>
-          <w:bCs/>
-          <w:sz w:val="26"/>
-          <w:szCs w:val="28"/>
+          <w:lang w:val="pl-PL"/>
         </w:rPr>
       </w:pPr>
+      <w:r>
+        <w:rPr>
+          <w:lang w:val="pl-PL"/>
+        </w:rPr>
+        <w:t>Architektura systemu</w:t>
+      </w:r>
     </w:p>
     <w:p>
       <w:pPr>
         <w:rPr>
-          <w:rFonts w:asciiTheme="majorHAnsi" w:eastAsiaTheme="majorEastAsia" w:hAnsiTheme="majorHAnsi" w:cstheme="majorBidi"/>
-          <w:b/>
-          <w:bCs/>
-          <w:sz w:val="26"/>
-          <w:szCs w:val="28"/>
+          <w:lang w:val="pl-PL"/>
         </w:rPr>
       </w:pPr>
+      <w:r>
+        <w:rPr>
+          <w:lang w:val="pl-PL"/>
+        </w:rPr>
+        <w:t>Celem zadania jest symulacja inteligentnego domu, w którym lampa i klimatyzacja reagują na światło, temperaturę oraz obecność użytkownika. Program dom.py symuluje czujniki i urządzenia, a sterownik.py odbiera pomiary i wysyła polecenia.</w:t>
+      </w:r>
     </w:p>
     <w:p>
       <w:pPr>
         <w:rPr>
-          <w:rFonts w:asciiTheme="majorHAnsi" w:eastAsiaTheme="majorEastAsia" w:hAnsiTheme="majorHAnsi" w:cstheme="majorBidi"/>
-          <w:b/>
           <w:bCs/>
-          <w:sz w:val="26"/>
-          <w:szCs w:val="28"/>
+          <w:lang w:val="pl-PL"/>
         </w:rPr>
       </w:pPr>
+      <w:r>
+        <w:rPr>
+          <w:bCs/>
+          <w:lang w:val="pl-PL"/>
+        </w:rPr>
+        <w:t xml:space="preserve">dom.py </w:t>
+      </w:r>
+      <w:r>
+        <w:rPr>
+          <w:bCs/>
+          <w:lang w:val="pl-PL"/>
+        </w:rPr>
+        <w:t>-&gt;</w:t>
+      </w:r>
+      <w:r>
+        <w:rPr>
+          <w:bCs/>
+          <w:lang w:val="pl-PL"/>
+        </w:rPr>
+        <w:t xml:space="preserve"> broker </w:t>
+      </w:r>
+      <w:proofErr w:type="gramStart"/>
+      <w:r>
+        <w:rPr>
+          <w:bCs/>
+          <w:lang w:val="pl-PL"/>
+        </w:rPr>
+        <w:t xml:space="preserve">MQTT </w:t>
+      </w:r>
+      <w:r>
+        <w:rPr>
+          <w:bCs/>
+          <w:lang w:val="pl-PL"/>
+        </w:rPr>
+        <w:t xml:space="preserve"> -&gt; </w:t>
+      </w:r>
+      <w:r>
+        <w:rPr>
+          <w:bCs/>
+          <w:lang w:val="pl-PL"/>
+        </w:rPr>
+        <w:t xml:space="preserve"> sterownik.py</w:t>
+      </w:r>
+      <w:proofErr w:type="gramEnd"/>
+      <w:r>
+        <w:rPr>
+          <w:bCs/>
+          <w:lang w:val="pl-PL"/>
+        </w:rPr>
+        <w:t xml:space="preserve">  (pomiary)</w:t>
+      </w:r>
     </w:p>
     <w:p>
       <w:pPr>
         <w:rPr>
-          <w:rFonts w:asciiTheme="majorHAnsi" w:eastAsiaTheme="majorEastAsia" w:hAnsiTheme="majorHAnsi" w:cstheme="majorBidi"/>
-          <w:b/>
           <w:bCs/>
-          <w:sz w:val="26"/>
-          <w:szCs w:val="28"/>
+          <w:lang w:val="pl-PL"/>
         </w:rPr>
       </w:pPr>
+      <w:proofErr w:type="gramStart"/>
+      <w:r>
+        <w:rPr>
+          <w:bCs/>
+          <w:lang w:val="pl-PL"/>
+        </w:rPr>
+        <w:t xml:space="preserve">sterownik.py </w:t>
+      </w:r>
+      <w:r>
+        <w:rPr>
+          <w:bCs/>
+          <w:lang w:val="pl-PL"/>
+        </w:rPr>
+        <w:t xml:space="preserve"> -&gt; </w:t>
+      </w:r>
+      <w:r>
+        <w:rPr>
+          <w:bCs/>
+          <w:lang w:val="pl-PL"/>
+        </w:rPr>
+        <w:t xml:space="preserve"> broker</w:t>
+      </w:r>
+      <w:proofErr w:type="gramEnd"/>
+      <w:r>
+        <w:rPr>
+          <w:bCs/>
+          <w:lang w:val="pl-PL"/>
+        </w:rPr>
+        <w:t xml:space="preserve"> </w:t>
+      </w:r>
+      <w:proofErr w:type="gramStart"/>
+      <w:r>
+        <w:rPr>
+          <w:bCs/>
+          <w:lang w:val="pl-PL"/>
+        </w:rPr>
+        <w:t xml:space="preserve">MQTT </w:t>
+      </w:r>
+      <w:r>
+        <w:rPr>
+          <w:bCs/>
+          <w:lang w:val="pl-PL"/>
+        </w:rPr>
+        <w:t xml:space="preserve"> -&gt; </w:t>
+      </w:r>
+      <w:r>
+        <w:rPr>
+          <w:bCs/>
+          <w:lang w:val="pl-PL"/>
+        </w:rPr>
+        <w:t xml:space="preserve"> dom.py</w:t>
+      </w:r>
+      <w:proofErr w:type="gramEnd"/>
+      <w:r>
+        <w:rPr>
+          <w:bCs/>
+          <w:lang w:val="pl-PL"/>
+        </w:rPr>
+        <w:t xml:space="preserve">  (polecenia)</w:t>
+      </w:r>
     </w:p>
     <w:p>
       <w:pPr>
         <w:rPr>
-          <w:rFonts w:asciiTheme="majorHAnsi" w:eastAsiaTheme="majorEastAsia" w:hAnsiTheme="majorHAnsi" w:cstheme="majorBidi"/>
-          <w:b/>
           <w:bCs/>
-          <w:sz w:val="26"/>
-          <w:szCs w:val="28"/>
+          <w:lang w:val="pl-PL"/>
         </w:rPr>
       </w:pPr>
+      <w:proofErr w:type="gramStart"/>
       <w:r>
         <w:rPr>
-          <w:rFonts w:asciiTheme="majorHAnsi" w:eastAsiaTheme="majorEastAsia" w:hAnsiTheme="majorHAnsi" w:cstheme="majorBidi"/>
-          <w:b/>
           <w:bCs/>
-          <w:sz w:val="26"/>
-          <w:szCs w:val="28"/>
+          <w:lang w:val="pl-PL"/>
         </w:rPr>
-        <w:lastRenderedPageBreak/>
-        <w:t xml:space="preserve">Testy </w:t>
+        <w:t xml:space="preserve">sterownik.py </w:t>
       </w:r>
-      <w:proofErr w:type="spellStart"/>
       <w:r>
         <w:rPr>
-          <w:rFonts w:asciiTheme="majorHAnsi" w:eastAsiaTheme="majorEastAsia" w:hAnsiTheme="majorHAnsi" w:cstheme="majorBidi"/>
-          <w:b/>
           <w:bCs/>
-          <w:sz w:val="26"/>
-          <w:szCs w:val="28"/>
+          <w:lang w:val="pl-PL"/>
         </w:rPr>
-        <w:t>i</w:t>
+        <w:t xml:space="preserve"> -&gt; </w:t>
       </w:r>
-      <w:proofErr w:type="spellEnd"/>
       <w:r>
         <w:rPr>
-          <w:rFonts w:asciiTheme="majorHAnsi" w:eastAsiaTheme="majorEastAsia" w:hAnsiTheme="majorHAnsi" w:cstheme="majorBidi"/>
-          <w:b/>
           <w:bCs/>
-          <w:sz w:val="26"/>
-          <w:szCs w:val="28"/>
+          <w:lang w:val="pl-PL"/>
+        </w:rPr>
+        <w:t xml:space="preserve"> HTTP</w:t>
+      </w:r>
+      <w:proofErr w:type="gramEnd"/>
+      <w:r>
+        <w:rPr>
+          <w:bCs/>
+          <w:lang w:val="pl-PL"/>
+        </w:rPr>
+        <w:t xml:space="preserve"> POST przez </w:t>
+      </w:r>
+      <w:proofErr w:type="gramStart"/>
+      <w:r>
+        <w:rPr>
+          <w:bCs/>
+          <w:lang w:val="pl-PL"/>
+        </w:rPr>
+        <w:t xml:space="preserve">HTTPS </w:t>
+      </w:r>
+      <w:r>
+        <w:rPr>
+          <w:bCs/>
+          <w:lang w:val="pl-PL"/>
+        </w:rPr>
+        <w:t xml:space="preserve"> -&gt; </w:t>
+      </w:r>
+      <w:r>
+        <w:rPr>
+          <w:bCs/>
+          <w:lang w:val="pl-PL"/>
         </w:rPr>
         <w:t xml:space="preserve"> </w:t>
       </w:r>
       <w:proofErr w:type="spellStart"/>
       <w:r>
         <w:rPr>
-          <w:rFonts w:asciiTheme="majorHAnsi" w:eastAsiaTheme="majorEastAsia" w:hAnsiTheme="majorHAnsi" w:cstheme="majorBidi"/>
-          <w:b/>
           <w:bCs/>
-          <w:sz w:val="26"/>
-          <w:szCs w:val="28"/>
+          <w:lang w:val="pl-PL"/>
         </w:rPr>
-        <w:t>zrzuty</w:t>
+        <w:t>ThingSpeak</w:t>
       </w:r>
       <w:proofErr w:type="spellEnd"/>
+      <w:proofErr w:type="gramEnd"/>
+    </w:p>
+    <w:p>
+      <w:pPr>
+        <w:pStyle w:val="Nagwek1"/>
+        <w:rPr>
+          <w:lang w:val="pl-PL"/>
+        </w:rPr>
+      </w:pPr>
       <w:r>
         <w:rPr>
-          <w:rFonts w:asciiTheme="majorHAnsi" w:eastAsiaTheme="majorEastAsia" w:hAnsiTheme="majorHAnsi" w:cstheme="majorBidi"/>
-          <w:b/>
-          <w:bCs/>
-          <w:sz w:val="26"/>
-          <w:szCs w:val="28"/>
+          <w:lang w:val="pl-PL"/>
         </w:rPr>
-        <w:t xml:space="preserve"> </w:t>
+        <w:t>Użyte narzędzia</w:t>
       </w:r>
-      <w:proofErr w:type="spellStart"/>
+    </w:p>
+    <w:p>
+      <w:pPr>
+        <w:rPr>
+          <w:lang w:val="pl-PL"/>
+        </w:rPr>
+      </w:pPr>
       <w:r>
         <w:rPr>
-          <w:rFonts w:asciiTheme="majorHAnsi" w:eastAsiaTheme="majorEastAsia" w:hAnsiTheme="majorHAnsi" w:cstheme="majorBidi"/>
-          <w:b/>
-          <w:bCs/>
-          <w:sz w:val="26"/>
-          <w:szCs w:val="28"/>
+          <w:lang w:val="pl-PL"/>
         </w:rPr>
-        <w:t>ekranu</w:t>
+        <w:t>Python losuje temperaturę od 20 do 32°C i poziom światła od 0 do 100 co 20 sekund. Użytkownik podaje obecność przy uruchomieniu: 1 oznacza, że jest w domu, a 0, że go nie ma. Biblioteka paho-mqtt przesyła wiadomości przez broker test.mosquitto.org, a requests wysyła dane do ThingSpeak.</w:t>
       </w:r>
-      <w:proofErr w:type="spellEnd"/>
     </w:p>
     <w:p>
-      <w:proofErr w:type="spellStart"/>
+      <w:pPr>
+        <w:rPr>
+          <w:lang w:val="pl-PL"/>
+        </w:rPr>
+      </w:pPr>
       <w:r>
-        <w:t>R</w:t>
+        <w:rPr>
+          <w:lang w:val="pl-PL"/>
+        </w:rPr>
+        <w:t>Lampa włącza się przy świetle poniżej 30 i obecności użytkownika. Klimatyzacja włącza się przy temperaturze powyżej 28°C i obecności użytkownika. W pozostałych przypadkach urządzenia są wyłączone, a ich stan jest wypisywany w terminalu.</w:t>
       </w:r>
+    </w:p>
+    <w:p>
+      <w:pPr>
+        <w:pStyle w:val="Nagwek1"/>
+        <w:rPr>
+          <w:lang w:val="pl-PL"/>
+        </w:rPr>
+      </w:pPr>
       <w:r>
-        <w:t>ysunek</w:t>
+        <w:rPr>
+          <w:lang w:val="pl-PL"/>
+        </w:rPr>
+        <w:t>Fragment kodu</w:t>
       </w:r>
-      <w:proofErr w:type="spellEnd"/>
+    </w:p>
+    <w:p>
+      <w:pPr>
+        <w:rPr>
+          <w:rFonts w:ascii="Consolas" w:hAnsi="Consolas" w:hint="eastAsia"/>
+          <w:sz w:val="18"/>
+          <w:highlight w:val="darkGray"/>
+        </w:rPr>
+      </w:pPr>
       <w:r>
-        <w:t xml:space="preserve"> 1. </w:t>
+        <w:rPr>
+          <w:rFonts w:ascii="Consolas" w:hAnsi="Consolas"/>
+          <w:sz w:val="18"/>
+          <w:highlight w:val="darkGray"/>
+        </w:rPr>
+        <w:t>if swiatlo &lt; 30 and obecnosc == 1:</w:t>
       </w:r>
-      <w:proofErr w:type="spellStart"/>
+    </w:p>
+    <w:p>
+      <w:pPr>
+        <w:rPr>
+          <w:rFonts w:ascii="Consolas" w:hAnsi="Consolas" w:hint="eastAsia"/>
+          <w:sz w:val="18"/>
+          <w:highlight w:val="darkGray"/>
+        </w:rPr>
+      </w:pPr>
       <w:r>
-        <w:t>Działająca</w:t>
+        <w:rPr>
+          <w:rFonts w:ascii="Consolas" w:hAnsi="Consolas"/>
+          <w:sz w:val="18"/>
+          <w:highlight w:val="darkGray"/>
+        </w:rPr>
+        <w:t xml:space="preserve">    lampa = 1</w:t>
       </w:r>
-      <w:proofErr w:type="spellEnd"/>
+    </w:p>
+    <w:p>
+      <w:pPr>
+        <w:rPr>
+          <w:rFonts w:ascii="Consolas" w:hAnsi="Consolas" w:hint="eastAsia"/>
+          <w:sz w:val="18"/>
+          <w:highlight w:val="darkGray"/>
+        </w:rPr>
+      </w:pPr>
       <w:r>
-        <w:t xml:space="preserve"> </w:t>
+        <w:rPr>
+          <w:rFonts w:ascii="Consolas" w:hAnsi="Consolas"/>
+          <w:sz w:val="18"/>
+          <w:highlight w:val="darkGray"/>
+        </w:rPr>
+        <w:t>else:</w:t>
       </w:r>
-      <w:proofErr w:type="spellStart"/>
+    </w:p>
+    <w:p>
+      <w:pPr>
+        <w:rPr>
+          <w:rFonts w:ascii="Consolas" w:hAnsi="Consolas" w:hint="eastAsia"/>
+          <w:sz w:val="18"/>
+          <w:highlight w:val="darkGray"/>
+        </w:rPr>
+      </w:pPr>
       <w:r>
-        <w:t>symulacja</w:t>
+        <w:rPr>
+          <w:rFonts w:ascii="Consolas" w:hAnsi="Consolas"/>
+          <w:sz w:val="18"/>
+          <w:highlight w:val="darkGray"/>
+        </w:rPr>
+        <w:t xml:space="preserve">    lampa = 0</w:t>
       </w:r>
-      <w:proofErr w:type="spellEnd"/>
+    </w:p>
+    <w:p>
+      <w:pPr>
+        <w:rPr>
+          <w:rFonts w:ascii="Consolas" w:hAnsi="Consolas" w:hint="eastAsia"/>
+          <w:sz w:val="18"/>
+          <w:highlight w:val="darkGray"/>
+        </w:rPr>
+      </w:pPr>
       <w:r>
-        <w:t xml:space="preserve"> (</w:t>
+        <w:rPr>
+          <w:rFonts w:ascii="Consolas" w:hAnsi="Consolas"/>
+          <w:sz w:val="18"/>
+          <w:highlight w:val="darkGray"/>
+        </w:rPr>
+        <w:t>if temperatura &gt; 28 and obecnosc == 1:</w:t>
       </w:r>
-      <w:proofErr w:type="spellStart"/>
+    </w:p>
+    <w:p>
+      <w:pPr>
+        <w:rPr>
+          <w:rFonts w:ascii="Consolas" w:hAnsi="Consolas" w:hint="eastAsia"/>
+          <w:sz w:val="18"/>
+          <w:highlight w:val="darkGray"/>
+        </w:rPr>
+      </w:pPr>
       <w:r>
-        <w:t>gdy</w:t>
+        <w:rPr>
+          <w:rFonts w:ascii="Consolas" w:hAnsi="Consolas"/>
+          <w:sz w:val="18"/>
+          <w:highlight w:val="darkGray"/>
+        </w:rPr>
+        <w:t xml:space="preserve">    klimatyzacja = 1</w:t>
       </w:r>
-      <w:proofErr w:type="spellEnd"/>
+    </w:p>
+    <w:p>
+      <w:pPr>
+        <w:rPr>
+          <w:rFonts w:ascii="Consolas" w:hAnsi="Consolas" w:hint="eastAsia"/>
+          <w:sz w:val="18"/>
+          <w:highlight w:val="darkGray"/>
+        </w:rPr>
+      </w:pPr>
       <w:r>
-        <w:t xml:space="preserve"> </w:t>
+        <w:rPr>
+          <w:rFonts w:ascii="Consolas" w:hAnsi="Consolas"/>
+          <w:sz w:val="18"/>
+          <w:highlight w:val="darkGray"/>
+        </w:rPr>
+        <w:t>else:</w:t>
       </w:r>
-      <w:proofErr w:type="spellStart"/>
+    </w:p>
+    <w:p>
+      <w:pPr>
+        <w:rPr>
+          <w:rFonts w:ascii="Consolas" w:hAnsi="Consolas" w:hint="eastAsia"/>
+          <w:sz w:val="18"/>
+          <w:highlight w:val="darkGray"/>
+        </w:rPr>
+      </w:pPr>
       <w:r>
-        <w:t>użytkownik</w:t>
+        <w:rPr>
+          <w:rFonts w:ascii="Consolas" w:hAnsi="Consolas"/>
+          <w:sz w:val="18"/>
+          <w:highlight w:val="darkGray"/>
+        </w:rPr>
+        <w:t xml:space="preserve">    klimatyzacja = 0</w:t>
       </w:r>
-      <w:proofErr w:type="spellEnd"/>
+    </w:p>
+    <w:p>
+      <w:pPr>
+        <w:pStyle w:val="Nagwek1"/>
+        <w:pageBreakBefore/>
+        <w:rPr>
+          <w:lang w:val="pl-PL"/>
+        </w:rPr>
+      </w:pPr>
       <w:r>
-        <w:t xml:space="preserve"> jest w </w:t>
-      </w:r>
-      <w:proofErr w:type="spellStart"/>
-      <w:r>
-        <w:t>domu</w:t>
-      </w:r>
-      <w:proofErr w:type="spellEnd"/>
-      <w:r>
-        <w:t>)</w:t>
+        <w:rPr>
+          <w:lang w:val="pl-PL"/>
+        </w:rPr>
+        <w:lastRenderedPageBreak/>
+        <w:t>Wizualizacja danych</w:t>
       </w:r>
     </w:p>
     <w:p>
       <w:r>
+        <w:rPr>
+          <w:lang w:val="pl-PL"/>
+        </w:rPr>
+        <w:t>Dashboard ThingSpeak pokazuje temperaturę, poziom światła, obecność użytkownika oraz stan lampy i klimatyzacji w polach Field 1–5. Dla obecności i urządzeń wartość 1 oznacza stan aktywny, a 0 nieaktywny.</w:t>
+      </w:r>
+    </w:p>
+    <w:p>
+      <w:pPr>
+        <w:keepNext/>
+        <w:spacing w:before="180" w:after="100"/>
+      </w:pPr>
+      <w:r>
+        <w:rPr>
+          <w:b/>
+        </w:rPr>
+        <w:t>Rysunek 1. Działająca symulacja przy obecności użytkownika</w:t>
+      </w:r>
+    </w:p>
+    <w:p>
+      <w:pPr>
+        <w:spacing w:after="0"/>
+        <w:jc w:val="center"/>
+      </w:pPr>
+      <w:r>
+        <w:rPr>
+          <w:noProof/>
+        </w:rPr>
         <w:drawing>
           <wp:inline distT="0" distB="0" distL="0" distR="0" wp14:anchorId="513E6FA2" wp14:editId="6B629C38">
             <wp:extent cx="6120130" cy="1679575"/>
@@ -1286,66 +560,26 @@
       </w:r>
     </w:p>
     <w:p>
-      <w:proofErr w:type="spellStart"/>
+      <w:pPr>
+        <w:keepNext/>
+        <w:spacing w:before="180" w:after="100"/>
+      </w:pPr>
       <w:r>
-        <w:t>Rysunek</w:t>
+        <w:rPr>
+          <w:b/>
+        </w:rPr>
+        <w:t>Rysunek 2. Działająca symulacja przy nieobecności użytkownika</w:t>
       </w:r>
-      <w:proofErr w:type="spellEnd"/>
+    </w:p>
+    <w:p>
+      <w:pPr>
+        <w:spacing w:after="0"/>
+        <w:jc w:val="center"/>
+      </w:pPr>
       <w:r>
-        <w:t xml:space="preserve"> 2. </w:t>
-      </w:r>
-      <w:proofErr w:type="spellStart"/>
-      <w:r>
-        <w:t>Działająca</w:t>
-      </w:r>
-      <w:proofErr w:type="spellEnd"/>
-      <w:r>
-        <w:t xml:space="preserve"> </w:t>
-      </w:r>
-      <w:proofErr w:type="spellStart"/>
-      <w:r>
-        <w:t>symulacja</w:t>
-      </w:r>
-      <w:proofErr w:type="spellEnd"/>
-      <w:r>
-        <w:t xml:space="preserve"> (</w:t>
-      </w:r>
-      <w:proofErr w:type="spellStart"/>
-      <w:r>
-        <w:t>gdy</w:t>
-      </w:r>
-      <w:proofErr w:type="spellEnd"/>
-      <w:r>
-        <w:t xml:space="preserve"> </w:t>
-      </w:r>
-      <w:proofErr w:type="spellStart"/>
-      <w:r>
-        <w:t>użytkownik</w:t>
-      </w:r>
-      <w:proofErr w:type="spellEnd"/>
-      <w:r>
-        <w:t xml:space="preserve"> </w:t>
-      </w:r>
-      <w:proofErr w:type="spellStart"/>
-      <w:r>
-        <w:t>nie</w:t>
-      </w:r>
-      <w:proofErr w:type="spellEnd"/>
-      <w:r>
-        <w:t xml:space="preserve"> jest w </w:t>
-      </w:r>
-      <w:proofErr w:type="spellStart"/>
-      <w:r>
-        <w:t>domu</w:t>
-      </w:r>
-      <w:proofErr w:type="spellEnd"/>
-      <w:r>
-        <w:t>)</w:t>
-      </w:r>
-      <w:r>
-        <w:br/>
-      </w:r>
-      <w:r>
+        <w:rPr>
+          <w:noProof/>
+        </w:rPr>
         <w:drawing>
           <wp:inline distT="0" distB="0" distL="0" distR="0" wp14:anchorId="0DA924B1" wp14:editId="3B04BBA8">
             <wp:extent cx="6120130" cy="1800225"/>
@@ -1384,34 +618,29 @@
       </w:r>
     </w:p>
     <w:p>
-      <w:proofErr w:type="spellStart"/>
+      <w:pPr>
+        <w:keepNext/>
+        <w:spacing w:before="180" w:after="100"/>
+      </w:pPr>
       <w:r>
-        <w:t>Rysunek</w:t>
+        <w:rPr>
+          <w:b/>
+        </w:rPr>
+        <w:t>Rysunek 3. Dashboard ThingSpeak</w:t>
       </w:r>
-      <w:proofErr w:type="spellEnd"/>
-      <w:r>
-        <w:t xml:space="preserve"> </w:t>
-      </w:r>
-      <w:r>
-        <w:t>3</w:t>
-      </w:r>
-      <w:r>
-        <w:t xml:space="preserve">. </w:t>
-      </w:r>
-      <w:r>
-        <w:t xml:space="preserve">Dashboard </w:t>
-      </w:r>
-      <w:proofErr w:type="spellStart"/>
-      <w:r>
-        <w:t>ThingSpeak</w:t>
-      </w:r>
-      <w:proofErr w:type="spellEnd"/>
     </w:p>
     <w:p>
+      <w:pPr>
+        <w:spacing w:after="0"/>
+        <w:jc w:val="center"/>
+      </w:pPr>
       <w:r>
+        <w:rPr>
+          <w:noProof/>
+        </w:rPr>
         <w:drawing>
           <wp:inline distT="0" distB="0" distL="0" distR="0" wp14:anchorId="61C1B28F" wp14:editId="01E360DC">
-            <wp:extent cx="4967608" cy="4693920"/>
+            <wp:extent cx="4320000" cy="4081992"/>
             <wp:effectExtent l="0" t="0" r="4445" b="0"/>
             <wp:docPr id="1108978919" name="Obraz 1"/>
             <wp:cNvGraphicFramePr>
@@ -1433,7 +662,7 @@
                   <pic:spPr>
                     <a:xfrm>
                       <a:off x="0" y="0"/>
-                      <a:ext cx="4986461" cy="4711734"/>
+                      <a:ext cx="4336395" cy="4097483"/>
                     </a:xfrm>
                     <a:prstGeom prst="rect">
                       <a:avLst/>
@@ -2267,6 +1496,7 @@
   <w:style w:type="character" w:default="1" w:styleId="Domylnaczcionkaakapitu">
     <w:name w:val="Default Paragraph Font"/>
     <w:uiPriority w:val="1"/>
+    <w:semiHidden/>
     <w:unhideWhenUsed/>
   </w:style>
   <w:style w:type="table" w:default="1" w:styleId="Standardowy">
